--- a/SKILL-12/2400030128_FSAD_SKILL_12.docx
+++ b/SKILL-12/2400030128_FSAD_SKILL_12.docx
@@ -137,7 +137,7 @@
                     <pic:cNvPicPr/>
                   </pic:nvPicPr>
                   <pic:blipFill>
-                    <a:blip r:embed="rId4"/>
+                    <a:blip r:embed="rId6"/>
                     <a:stretch>
                       <a:fillRect/>
                     </a:stretch>
@@ -213,7 +213,7 @@
                     <pic:cNvPicPr/>
                   </pic:nvPicPr>
                   <pic:blipFill>
-                    <a:blip r:embed="rId5"/>
+                    <a:blip r:embed="rId7"/>
                     <a:stretch>
                       <a:fillRect/>
                     </a:stretch>
@@ -6259,8 +6259,7 @@
     <w:p>
       <w:pPr>
         <w:rPr>
-          <w:b/>
-          <w:bCs/>
+          <w:noProof/>
         </w:rPr>
       </w:pPr>
       <w:r>
@@ -6281,113 +6280,6 @@
                 <pic:pic xmlns:pic="http://schemas.openxmlformats.org/drawingml/2006/picture">
                   <pic:nvPicPr>
                     <pic:cNvPr id="0" name="Picture 7"/>
-                    <pic:cNvPicPr>
-                      <a:picLocks noChangeAspect="1" noChangeArrowheads="1"/>
-                    </pic:cNvPicPr>
-                  </pic:nvPicPr>
-                  <pic:blipFill>
-                    <a:blip r:embed="rId6" cstate="print">
-                      <a:extLst>
-                        <a:ext uri="{28A0092B-C50C-407E-A947-70E740481C1C}">
-                          <a14:useLocalDpi xmlns:a14="http://schemas.microsoft.com/office/drawing/2010/main" val="0"/>
-                        </a:ext>
-                      </a:extLst>
-                    </a:blip>
-                    <a:srcRect/>
-                    <a:stretch>
-                      <a:fillRect/>
-                    </a:stretch>
-                  </pic:blipFill>
-                  <pic:spPr bwMode="auto">
-                    <a:xfrm>
-                      <a:off x="0" y="0"/>
-                      <a:ext cx="5731510" cy="3222625"/>
-                    </a:xfrm>
-                    <a:prstGeom prst="rect">
-                      <a:avLst/>
-                    </a:prstGeom>
-                    <a:noFill/>
-                    <a:ln>
-                      <a:noFill/>
-                    </a:ln>
-                  </pic:spPr>
-                </pic:pic>
-              </a:graphicData>
-            </a:graphic>
-          </wp:inline>
-        </w:drawing>
-      </w:r>
-      <w:r>
-        <w:rPr>
-          <w:noProof/>
-        </w:rPr>
-        <w:drawing>
-          <wp:inline distT="0" distB="0" distL="0" distR="0" wp14:anchorId="2F3C46D3" wp14:editId="00D3951D">
-            <wp:extent cx="5731510" cy="3234690"/>
-            <wp:effectExtent l="0" t="0" r="2540" b="3810"/>
-            <wp:docPr id="1715838739" name="Picture 6"/>
-            <wp:cNvGraphicFramePr>
-              <a:graphicFrameLocks xmlns:a="http://schemas.openxmlformats.org/drawingml/2006/main" noChangeAspect="1"/>
-            </wp:cNvGraphicFramePr>
-            <a:graphic xmlns:a="http://schemas.openxmlformats.org/drawingml/2006/main">
-              <a:graphicData uri="http://schemas.openxmlformats.org/drawingml/2006/picture">
-                <pic:pic xmlns:pic="http://schemas.openxmlformats.org/drawingml/2006/picture">
-                  <pic:nvPicPr>
-                    <pic:cNvPr id="0" name="Picture 6"/>
-                    <pic:cNvPicPr>
-                      <a:picLocks noChangeAspect="1" noChangeArrowheads="1"/>
-                    </pic:cNvPicPr>
-                  </pic:nvPicPr>
-                  <pic:blipFill>
-                    <a:blip r:embed="rId7" cstate="print">
-                      <a:extLst>
-                        <a:ext uri="{28A0092B-C50C-407E-A947-70E740481C1C}">
-                          <a14:useLocalDpi xmlns:a14="http://schemas.microsoft.com/office/drawing/2010/main" val="0"/>
-                        </a:ext>
-                      </a:extLst>
-                    </a:blip>
-                    <a:srcRect/>
-                    <a:stretch>
-                      <a:fillRect/>
-                    </a:stretch>
-                  </pic:blipFill>
-                  <pic:spPr bwMode="auto">
-                    <a:xfrm>
-                      <a:off x="0" y="0"/>
-                      <a:ext cx="5731510" cy="3234690"/>
-                    </a:xfrm>
-                    <a:prstGeom prst="rect">
-                      <a:avLst/>
-                    </a:prstGeom>
-                    <a:noFill/>
-                    <a:ln>
-                      <a:noFill/>
-                    </a:ln>
-                  </pic:spPr>
-                </pic:pic>
-              </a:graphicData>
-            </a:graphic>
-          </wp:inline>
-        </w:drawing>
-      </w:r>
-      <w:r>
-        <w:rPr>
-          <w:noProof/>
-        </w:rPr>
-        <w:lastRenderedPageBreak/>
-        <w:drawing>
-          <wp:inline distT="0" distB="0" distL="0" distR="0" wp14:anchorId="3675DDA7" wp14:editId="09B506D3">
-            <wp:extent cx="5731510" cy="3222625"/>
-            <wp:effectExtent l="0" t="0" r="2540" b="0"/>
-            <wp:docPr id="935370718" name="Picture 5"/>
-            <wp:cNvGraphicFramePr>
-              <a:graphicFrameLocks xmlns:a="http://schemas.openxmlformats.org/drawingml/2006/main" noChangeAspect="1"/>
-            </wp:cNvGraphicFramePr>
-            <a:graphic xmlns:a="http://schemas.openxmlformats.org/drawingml/2006/main">
-              <a:graphicData uri="http://schemas.openxmlformats.org/drawingml/2006/picture">
-                <pic:pic xmlns:pic="http://schemas.openxmlformats.org/drawingml/2006/picture">
-                  <pic:nvPicPr>
-                    <pic:cNvPr id="0" name="Picture 5"/>
                     <pic:cNvPicPr>
                       <a:picLocks noChangeAspect="1" noChangeArrowheads="1"/>
                     </pic:cNvPicPr>
@@ -6429,10 +6321,10 @@
           <w:noProof/>
         </w:rPr>
         <w:drawing>
-          <wp:inline distT="0" distB="0" distL="0" distR="0" wp14:anchorId="62C510B4" wp14:editId="6E1DD659">
-            <wp:extent cx="5731510" cy="3239135"/>
-            <wp:effectExtent l="0" t="0" r="2540" b="0"/>
-            <wp:docPr id="831687917" name="Picture 4"/>
+          <wp:inline distT="0" distB="0" distL="0" distR="0" wp14:anchorId="2F3C46D3" wp14:editId="00D3951D">
+            <wp:extent cx="5731510" cy="3234690"/>
+            <wp:effectExtent l="0" t="0" r="2540" b="3810"/>
+            <wp:docPr id="1715838739" name="Picture 6"/>
             <wp:cNvGraphicFramePr>
               <a:graphicFrameLocks xmlns:a="http://schemas.openxmlformats.org/drawingml/2006/main" noChangeAspect="1"/>
             </wp:cNvGraphicFramePr>
@@ -6440,7 +6332,7 @@
               <a:graphicData uri="http://schemas.openxmlformats.org/drawingml/2006/picture">
                 <pic:pic xmlns:pic="http://schemas.openxmlformats.org/drawingml/2006/picture">
                   <pic:nvPicPr>
-                    <pic:cNvPr id="0" name="Picture 4"/>
+                    <pic:cNvPr id="0" name="Picture 6"/>
                     <pic:cNvPicPr>
                       <a:picLocks noChangeAspect="1" noChangeArrowheads="1"/>
                     </pic:cNvPicPr>
@@ -6461,7 +6353,7 @@
                   <pic:spPr bwMode="auto">
                     <a:xfrm>
                       <a:off x="0" y="0"/>
-                      <a:ext cx="5731510" cy="3239135"/>
+                      <a:ext cx="5731510" cy="3234690"/>
                     </a:xfrm>
                     <a:prstGeom prst="rect">
                       <a:avLst/>
@@ -6483,10 +6375,10 @@
         </w:rPr>
         <w:lastRenderedPageBreak/>
         <w:drawing>
-          <wp:inline distT="0" distB="0" distL="0" distR="0" wp14:anchorId="3D1EBCB5" wp14:editId="67421B4A">
+          <wp:inline distT="0" distB="0" distL="0" distR="0" wp14:anchorId="3675DDA7" wp14:editId="09B506D3">
             <wp:extent cx="5731510" cy="3222625"/>
             <wp:effectExtent l="0" t="0" r="2540" b="0"/>
-            <wp:docPr id="341603211" name="Picture 3"/>
+            <wp:docPr id="935370718" name="Picture 5"/>
             <wp:cNvGraphicFramePr>
               <a:graphicFrameLocks xmlns:a="http://schemas.openxmlformats.org/drawingml/2006/main" noChangeAspect="1"/>
             </wp:cNvGraphicFramePr>
@@ -6494,7 +6386,7 @@
               <a:graphicData uri="http://schemas.openxmlformats.org/drawingml/2006/picture">
                 <pic:pic xmlns:pic="http://schemas.openxmlformats.org/drawingml/2006/picture">
                   <pic:nvPicPr>
-                    <pic:cNvPr id="0" name="Picture 3"/>
+                    <pic:cNvPr id="0" name="Picture 5"/>
                     <pic:cNvPicPr>
                       <a:picLocks noChangeAspect="1" noChangeArrowheads="1"/>
                     </pic:cNvPicPr>
@@ -6536,10 +6428,10 @@
           <w:noProof/>
         </w:rPr>
         <w:drawing>
-          <wp:inline distT="0" distB="0" distL="0" distR="0" wp14:anchorId="5F3A3422" wp14:editId="2BE0B9BC">
-            <wp:extent cx="5731510" cy="3222625"/>
+          <wp:inline distT="0" distB="0" distL="0" distR="0" wp14:anchorId="62C510B4" wp14:editId="6E1DD659">
+            <wp:extent cx="5731510" cy="3239135"/>
             <wp:effectExtent l="0" t="0" r="2540" b="0"/>
-            <wp:docPr id="1596251843" name="Picture 2"/>
+            <wp:docPr id="831687917" name="Picture 4"/>
             <wp:cNvGraphicFramePr>
               <a:graphicFrameLocks xmlns:a="http://schemas.openxmlformats.org/drawingml/2006/main" noChangeAspect="1"/>
             </wp:cNvGraphicFramePr>
@@ -6547,7 +6439,7 @@
               <a:graphicData uri="http://schemas.openxmlformats.org/drawingml/2006/picture">
                 <pic:pic xmlns:pic="http://schemas.openxmlformats.org/drawingml/2006/picture">
                   <pic:nvPicPr>
-                    <pic:cNvPr id="0" name="Picture 2"/>
+                    <pic:cNvPr id="0" name="Picture 4"/>
                     <pic:cNvPicPr>
                       <a:picLocks noChangeAspect="1" noChangeArrowheads="1"/>
                     </pic:cNvPicPr>
@@ -6568,7 +6460,7 @@
                   <pic:spPr bwMode="auto">
                     <a:xfrm>
                       <a:off x="0" y="0"/>
-                      <a:ext cx="5731510" cy="3222625"/>
+                      <a:ext cx="5731510" cy="3239135"/>
                     </a:xfrm>
                     <a:prstGeom prst="rect">
                       <a:avLst/>
@@ -6590,10 +6482,10 @@
         </w:rPr>
         <w:lastRenderedPageBreak/>
         <w:drawing>
-          <wp:inline distT="0" distB="0" distL="0" distR="0" wp14:anchorId="56EEE806" wp14:editId="228D902C">
+          <wp:inline distT="0" distB="0" distL="0" distR="0" wp14:anchorId="3D1EBCB5" wp14:editId="67421B4A">
             <wp:extent cx="5731510" cy="3222625"/>
             <wp:effectExtent l="0" t="0" r="2540" b="0"/>
-            <wp:docPr id="2121130877" name="Picture 1"/>
+            <wp:docPr id="341603211" name="Picture 3"/>
             <wp:cNvGraphicFramePr>
               <a:graphicFrameLocks xmlns:a="http://schemas.openxmlformats.org/drawingml/2006/main" noChangeAspect="1"/>
             </wp:cNvGraphicFramePr>
@@ -6601,7 +6493,7 @@
               <a:graphicData uri="http://schemas.openxmlformats.org/drawingml/2006/picture">
                 <pic:pic xmlns:pic="http://schemas.openxmlformats.org/drawingml/2006/picture">
                   <pic:nvPicPr>
-                    <pic:cNvPr id="0" name="Picture 1"/>
+                    <pic:cNvPr id="0" name="Picture 3"/>
                     <pic:cNvPicPr>
                       <a:picLocks noChangeAspect="1" noChangeArrowheads="1"/>
                     </pic:cNvPicPr>
@@ -6638,8 +6530,243 @@
           </wp:inline>
         </w:drawing>
       </w:r>
-    </w:p>
+      <w:r>
+        <w:rPr>
+          <w:noProof/>
+        </w:rPr>
+        <w:drawing>
+          <wp:inline distT="0" distB="0" distL="0" distR="0" wp14:anchorId="5F3A3422" wp14:editId="2BE0B9BC">
+            <wp:extent cx="5731510" cy="3222625"/>
+            <wp:effectExtent l="0" t="0" r="2540" b="0"/>
+            <wp:docPr id="1596251843" name="Picture 2"/>
+            <wp:cNvGraphicFramePr>
+              <a:graphicFrameLocks xmlns:a="http://schemas.openxmlformats.org/drawingml/2006/main" noChangeAspect="1"/>
+            </wp:cNvGraphicFramePr>
+            <a:graphic xmlns:a="http://schemas.openxmlformats.org/drawingml/2006/main">
+              <a:graphicData uri="http://schemas.openxmlformats.org/drawingml/2006/picture">
+                <pic:pic xmlns:pic="http://schemas.openxmlformats.org/drawingml/2006/picture">
+                  <pic:nvPicPr>
+                    <pic:cNvPr id="0" name="Picture 2"/>
+                    <pic:cNvPicPr>
+                      <a:picLocks noChangeAspect="1" noChangeArrowheads="1"/>
+                    </pic:cNvPicPr>
+                  </pic:nvPicPr>
+                  <pic:blipFill>
+                    <a:blip r:embed="rId13" cstate="print">
+                      <a:extLst>
+                        <a:ext uri="{28A0092B-C50C-407E-A947-70E740481C1C}">
+                          <a14:useLocalDpi xmlns:a14="http://schemas.microsoft.com/office/drawing/2010/main" val="0"/>
+                        </a:ext>
+                      </a:extLst>
+                    </a:blip>
+                    <a:srcRect/>
+                    <a:stretch>
+                      <a:fillRect/>
+                    </a:stretch>
+                  </pic:blipFill>
+                  <pic:spPr bwMode="auto">
+                    <a:xfrm>
+                      <a:off x="0" y="0"/>
+                      <a:ext cx="5731510" cy="3222625"/>
+                    </a:xfrm>
+                    <a:prstGeom prst="rect">
+                      <a:avLst/>
+                    </a:prstGeom>
+                    <a:noFill/>
+                    <a:ln>
+                      <a:noFill/>
+                    </a:ln>
+                  </pic:spPr>
+                </pic:pic>
+              </a:graphicData>
+            </a:graphic>
+          </wp:inline>
+        </w:drawing>
+      </w:r>
+    </w:p>
+    <w:p>
+      <w:pPr>
+        <w:rPr>
+          <w:noProof/>
+        </w:rPr>
+      </w:pPr>
+    </w:p>
+    <w:p>
+      <w:pPr>
+        <w:rPr>
+          <w:noProof/>
+        </w:rPr>
+      </w:pPr>
+    </w:p>
+    <w:p>
+      <w:pPr>
+        <w:rPr>
+          <w:noProof/>
+        </w:rPr>
+      </w:pPr>
+    </w:p>
+    <w:p>
+      <w:pPr>
+        <w:rPr>
+          <w:noProof/>
+        </w:rPr>
+      </w:pPr>
+    </w:p>
+    <w:p>
+      <w:pPr>
+        <w:rPr>
+          <w:b/>
+          <w:bCs/>
+        </w:rPr>
+      </w:pPr>
+      <w:r>
+        <w:rPr>
+          <w:noProof/>
+        </w:rPr>
+        <w:lastRenderedPageBreak/>
+        <w:drawing>
+          <wp:inline distT="0" distB="0" distL="0" distR="0" wp14:anchorId="56EEE806" wp14:editId="228D902C">
+            <wp:extent cx="5731510" cy="3222625"/>
+            <wp:effectExtent l="0" t="0" r="2540" b="0"/>
+            <wp:docPr id="2121130877" name="Picture 1"/>
+            <wp:cNvGraphicFramePr>
+              <a:graphicFrameLocks xmlns:a="http://schemas.openxmlformats.org/drawingml/2006/main" noChangeAspect="1"/>
+            </wp:cNvGraphicFramePr>
+            <a:graphic xmlns:a="http://schemas.openxmlformats.org/drawingml/2006/main">
+              <a:graphicData uri="http://schemas.openxmlformats.org/drawingml/2006/picture">
+                <pic:pic xmlns:pic="http://schemas.openxmlformats.org/drawingml/2006/picture">
+                  <pic:nvPicPr>
+                    <pic:cNvPr id="0" name="Picture 1"/>
+                    <pic:cNvPicPr>
+                      <a:picLocks noChangeAspect="1" noChangeArrowheads="1"/>
+                    </pic:cNvPicPr>
+                  </pic:nvPicPr>
+                  <pic:blipFill>
+                    <a:blip r:embed="rId14" cstate="print">
+                      <a:extLst>
+                        <a:ext uri="{28A0092B-C50C-407E-A947-70E740481C1C}">
+                          <a14:useLocalDpi xmlns:a14="http://schemas.microsoft.com/office/drawing/2010/main" val="0"/>
+                        </a:ext>
+                      </a:extLst>
+                    </a:blip>
+                    <a:srcRect/>
+                    <a:stretch>
+                      <a:fillRect/>
+                    </a:stretch>
+                  </pic:blipFill>
+                  <pic:spPr bwMode="auto">
+                    <a:xfrm>
+                      <a:off x="0" y="0"/>
+                      <a:ext cx="5731510" cy="3222625"/>
+                    </a:xfrm>
+                    <a:prstGeom prst="rect">
+                      <a:avLst/>
+                    </a:prstGeom>
+                    <a:noFill/>
+                    <a:ln>
+                      <a:noFill/>
+                    </a:ln>
+                  </pic:spPr>
+                </pic:pic>
+              </a:graphicData>
+            </a:graphic>
+          </wp:inline>
+        </w:drawing>
+      </w:r>
+    </w:p>
+    <w:p>
+      <w:pPr>
+        <w:rPr>
+          <w:b/>
+          <w:bCs/>
+        </w:rPr>
+      </w:pPr>
+    </w:p>
+    <w:p>
+      <w:pPr>
+        <w:rPr>
+          <w:b/>
+          <w:bCs/>
+        </w:rPr>
+      </w:pPr>
+    </w:p>
+    <w:p>
+      <w:pPr>
+        <w:rPr>
+          <w:b/>
+          <w:bCs/>
+        </w:rPr>
+      </w:pPr>
+    </w:p>
+    <w:p>
+      <w:pPr>
+        <w:rPr>
+          <w:b/>
+          <w:bCs/>
+        </w:rPr>
+      </w:pPr>
+    </w:p>
+    <w:p>
+      <w:pPr>
+        <w:rPr>
+          <w:b/>
+          <w:bCs/>
+        </w:rPr>
+      </w:pPr>
+    </w:p>
+    <w:p>
+      <w:pPr>
+        <w:rPr>
+          <w:b/>
+          <w:bCs/>
+        </w:rPr>
+      </w:pPr>
+    </w:p>
+    <w:p>
+      <w:pPr>
+        <w:rPr>
+          <w:b/>
+          <w:bCs/>
+        </w:rPr>
+      </w:pPr>
+      <w:r>
+        <w:rPr>
+          <w:b/>
+          <w:bCs/>
+        </w:rPr>
+        <w:t>GITHUB LINK:</w:t>
+      </w:r>
+    </w:p>
+    <w:p>
+      <w:pPr>
+        <w:rPr>
+          <w:sz w:val="18"/>
+          <w:szCs w:val="18"/>
+        </w:rPr>
+      </w:pPr>
+      <w:r>
+        <w:rPr>
+          <w:sz w:val="18"/>
+          <w:szCs w:val="18"/>
+        </w:rPr>
+        <w:t>https://github.com/nagasubrahmanyammeka/SkillExperiments_2400030128_FSAD_Sec2/tree/main/SKILL-1</w:t>
+      </w:r>
+      <w:r>
+        <w:rPr>
+          <w:sz w:val="18"/>
+          <w:szCs w:val="18"/>
+        </w:rPr>
+        <w:t>2</w:t>
+      </w:r>
+    </w:p>
+    <w:p/>
     <w:sectPr>
+      <w:headerReference w:type="even" r:id="rId15"/>
+      <w:headerReference w:type="default" r:id="rId16"/>
+      <w:footerReference w:type="even" r:id="rId17"/>
+      <w:footerReference w:type="default" r:id="rId18"/>
+      <w:headerReference w:type="first" r:id="rId19"/>
+      <w:footerReference w:type="first" r:id="rId20"/>
       <w:pgSz w:w="11906" w:h="16838"/>
       <w:pgMar w:top="1440" w:right="1440" w:bottom="1440" w:left="1440" w:header="708" w:footer="708" w:gutter="0"/>
       <w:cols w:space="708"/>
@@ -6647,6 +6774,221 @@
     </w:sectPr>
   </w:body>
 </w:document>
+</file>
+
+<file path=word/endnotes.xml><?xml version="1.0" encoding="utf-8"?>
+<w:endnotes xmlns:wpc="http://schemas.microsoft.com/office/word/2010/wordprocessingCanvas" xmlns:cx="http://schemas.microsoft.com/office/drawing/2014/chartex" xmlns:cx1="http://schemas.microsoft.com/office/drawing/2015/9/8/chartex" xmlns:cx2="http://schemas.microsoft.com/office/drawing/2015/10/21/chartex" xmlns:cx3="http://schemas.microsoft.com/office/drawing/2016/5/9/chartex" xmlns:cx4="http://schemas.microsoft.com/office/drawing/2016/5/10/chartex" xmlns:cx5="http://schemas.microsoft.com/office/drawing/2016/5/11/chartex" xmlns:cx6="http://schemas.microsoft.com/office/drawing/2016/5/12/chartex" xmlns:cx7="http://schemas.microsoft.com/office/drawing/2016/5/13/chartex" xmlns:cx8="http://schemas.microsoft.com/office/drawing/2016/5/14/chartex" xmlns:mc="http://schemas.openxmlformats.org/markup-compatibility/2006" xmlns:aink="http://schemas.microsoft.com/office/drawing/2016/ink" xmlns:am3d="http://schemas.microsoft.com/office/drawing/2017/model3d" xmlns:o="urn:schemas-microsoft-com:office:office" xmlns:oel="http://schemas.microsoft.com/office/2019/extlst" xmlns:r="http://schemas.openxmlformats.org/officeDocument/2006/relationships" xmlns:m="http://schemas.openxmlformats.org/officeDocument/2006/math" xmlns:v="urn:schemas-microsoft-com:vml" xmlns:wp14="http://schemas.microsoft.com/office/word/2010/wordprocessingDrawing" xmlns:wp="http://schemas.openxmlformats.org/drawingml/2006/wordprocessingDrawing" xmlns:w10="urn:schemas-microsoft-com:office:word" xmlns:w="http://schemas.openxmlformats.org/wordprocessingml/2006/main" xmlns:w14="http://schemas.microsoft.com/office/word/2010/wordml" xmlns:w15="http://schemas.microsoft.com/office/word/2012/wordml" xmlns:w16cex="http://schemas.microsoft.com/office/word/2018/wordml/cex" xmlns:w16cid="http://schemas.microsoft.com/office/word/2016/wordml/cid" xmlns:w16="http://schemas.microsoft.com/office/word/2018/wordml" xmlns:w16du="http://schemas.microsoft.com/office/word/2023/wordml/word16du" xmlns:w16sdtdh="http://schemas.microsoft.com/office/word/2020/wordml/sdtdatahash" xmlns:w16sdtfl="http://schemas.microsoft.com/office/word/2024/wordml/sdtformatlock" xmlns:w16se="http://schemas.microsoft.com/office/word/2015/wordml/symex" xmlns:wpg="http://schemas.microsoft.com/office/word/2010/wordprocessingGroup" xmlns:wpi="http://schemas.microsoft.com/office/word/2010/wordprocessingInk" xmlns:wne="http://schemas.microsoft.com/office/word/2006/wordml" xmlns:wps="http://schemas.microsoft.com/office/word/2010/wordprocessingShape" mc:Ignorable="w14 w15 w16se w16cid w16 w16cex w16sdtdh w16sdtfl w16du wp14">
+  <w:endnote w:type="separator" w:id="-1">
+    <w:p>
+      <w:pPr>
+        <w:spacing w:after="0" w:line="240" w:lineRule="auto"/>
+      </w:pPr>
+      <w:r>
+        <w:separator/>
+      </w:r>
+    </w:p>
+  </w:endnote>
+  <w:endnote w:type="continuationSeparator" w:id="0">
+    <w:p>
+      <w:pPr>
+        <w:spacing w:after="0" w:line="240" w:lineRule="auto"/>
+      </w:pPr>
+      <w:r>
+        <w:continuationSeparator/>
+      </w:r>
+    </w:p>
+  </w:endnote>
+</w:endnotes>
+</file>
+
+<file path=word/footer1.xml><?xml version="1.0" encoding="utf-8"?>
+<w:ftr xmlns:wpc="http://schemas.microsoft.com/office/word/2010/wordprocessingCanvas" xmlns:cx="http://schemas.microsoft.com/office/drawing/2014/chartex" xmlns:cx1="http://schemas.microsoft.com/office/drawing/2015/9/8/chartex" xmlns:cx2="http://schemas.microsoft.com/office/drawing/2015/10/21/chartex" xmlns:cx3="http://schemas.microsoft.com/office/drawing/2016/5/9/chartex" xmlns:cx4="http://schemas.microsoft.com/office/drawing/2016/5/10/chartex" xmlns:cx5="http://schemas.microsoft.com/office/drawing/2016/5/11/chartex" xmlns:cx6="http://schemas.microsoft.com/office/drawing/2016/5/12/chartex" xmlns:cx7="http://schemas.microsoft.com/office/drawing/2016/5/13/chartex" xmlns:cx8="http://schemas.microsoft.com/office/drawing/2016/5/14/chartex" xmlns:mc="http://schemas.openxmlformats.org/markup-compatibility/2006" xmlns:aink="http://schemas.microsoft.com/office/drawing/2016/ink" xmlns:am3d="http://schemas.microsoft.com/office/drawing/2017/model3d" xmlns:o="urn:schemas-microsoft-com:office:office" xmlns:oel="http://schemas.microsoft.com/office/2019/extlst" xmlns:r="http://schemas.openxmlformats.org/officeDocument/2006/relationships" xmlns:m="http://schemas.openxmlformats.org/officeDocument/2006/math" xmlns:v="urn:schemas-microsoft-com:vml" xmlns:wp14="http://schemas.microsoft.com/office/word/2010/wordprocessingDrawing" xmlns:wp="http://schemas.openxmlformats.org/drawingml/2006/wordprocessingDrawing" xmlns:w10="urn:schemas-microsoft-com:office:word" xmlns:w="http://schemas.openxmlformats.org/wordprocessingml/2006/main" xmlns:w14="http://schemas.microsoft.com/office/word/2010/wordml" xmlns:w15="http://schemas.microsoft.com/office/word/2012/wordml" xmlns:w16cex="http://schemas.microsoft.com/office/word/2018/wordml/cex" xmlns:w16cid="http://schemas.microsoft.com/office/word/2016/wordml/cid" xmlns:w16="http://schemas.microsoft.com/office/word/2018/wordml" xmlns:w16du="http://schemas.microsoft.com/office/word/2023/wordml/word16du" xmlns:w16sdtdh="http://schemas.microsoft.com/office/word/2020/wordml/sdtdatahash" xmlns:w16sdtfl="http://schemas.microsoft.com/office/word/2024/wordml/sdtformatlock" xmlns:w16se="http://schemas.microsoft.com/office/word/2015/wordml/symex" xmlns:wpg="http://schemas.microsoft.com/office/word/2010/wordprocessingGroup" xmlns:wpi="http://schemas.microsoft.com/office/word/2010/wordprocessingInk" xmlns:wne="http://schemas.microsoft.com/office/word/2006/wordml" xmlns:wps="http://schemas.microsoft.com/office/word/2010/wordprocessingShape" mc:Ignorable="w14 w15 w16se w16cid w16 w16cex w16sdtdh w16sdtfl w16du wp14">
+  <w:p>
+    <w:pPr>
+      <w:pStyle w:val="Footer"/>
+    </w:pPr>
+  </w:p>
+</w:ftr>
+</file>
+
+<file path=word/footer2.xml><?xml version="1.0" encoding="utf-8"?>
+<w:ftr xmlns:wpc="http://schemas.microsoft.com/office/word/2010/wordprocessingCanvas" xmlns:cx="http://schemas.microsoft.com/office/drawing/2014/chartex" xmlns:cx1="http://schemas.microsoft.com/office/drawing/2015/9/8/chartex" xmlns:cx2="http://schemas.microsoft.com/office/drawing/2015/10/21/chartex" xmlns:cx3="http://schemas.microsoft.com/office/drawing/2016/5/9/chartex" xmlns:cx4="http://schemas.microsoft.com/office/drawing/2016/5/10/chartex" xmlns:cx5="http://schemas.microsoft.com/office/drawing/2016/5/11/chartex" xmlns:cx6="http://schemas.microsoft.com/office/drawing/2016/5/12/chartex" xmlns:cx7="http://schemas.microsoft.com/office/drawing/2016/5/13/chartex" xmlns:cx8="http://schemas.microsoft.com/office/drawing/2016/5/14/chartex" xmlns:mc="http://schemas.openxmlformats.org/markup-compatibility/2006" xmlns:aink="http://schemas.microsoft.com/office/drawing/2016/ink" xmlns:am3d="http://schemas.microsoft.com/office/drawing/2017/model3d" xmlns:o="urn:schemas-microsoft-com:office:office" xmlns:oel="http://schemas.microsoft.com/office/2019/extlst" xmlns:r="http://schemas.openxmlformats.org/officeDocument/2006/relationships" xmlns:m="http://schemas.openxmlformats.org/officeDocument/2006/math" xmlns:v="urn:schemas-microsoft-com:vml" xmlns:wp14="http://schemas.microsoft.com/office/word/2010/wordprocessingDrawing" xmlns:wp="http://schemas.openxmlformats.org/drawingml/2006/wordprocessingDrawing" xmlns:w10="urn:schemas-microsoft-com:office:word" xmlns:w="http://schemas.openxmlformats.org/wordprocessingml/2006/main" xmlns:w14="http://schemas.microsoft.com/office/word/2010/wordml" xmlns:w15="http://schemas.microsoft.com/office/word/2012/wordml" xmlns:w16cex="http://schemas.microsoft.com/office/word/2018/wordml/cex" xmlns:w16cid="http://schemas.microsoft.com/office/word/2016/wordml/cid" xmlns:w16="http://schemas.microsoft.com/office/word/2018/wordml" xmlns:w16du="http://schemas.microsoft.com/office/word/2023/wordml/word16du" xmlns:w16sdtdh="http://schemas.microsoft.com/office/word/2020/wordml/sdtdatahash" xmlns:w16sdtfl="http://schemas.microsoft.com/office/word/2024/wordml/sdtformatlock" xmlns:w16se="http://schemas.microsoft.com/office/word/2015/wordml/symex" xmlns:wpg="http://schemas.microsoft.com/office/word/2010/wordprocessingGroup" xmlns:wpi="http://schemas.microsoft.com/office/word/2010/wordprocessingInk" xmlns:wne="http://schemas.microsoft.com/office/word/2006/wordml" xmlns:wps="http://schemas.microsoft.com/office/word/2010/wordprocessingShape" mc:Ignorable="w14 w15 w16se w16cid w16 w16cex w16sdtdh w16sdtfl w16du wp14">
+  <w:p>
+    <w:pPr>
+      <w:pStyle w:val="Footer"/>
+    </w:pPr>
+  </w:p>
+</w:ftr>
+</file>
+
+<file path=word/footer3.xml><?xml version="1.0" encoding="utf-8"?>
+<w:ftr xmlns:wpc="http://schemas.microsoft.com/office/word/2010/wordprocessingCanvas" xmlns:cx="http://schemas.microsoft.com/office/drawing/2014/chartex" xmlns:cx1="http://schemas.microsoft.com/office/drawing/2015/9/8/chartex" xmlns:cx2="http://schemas.microsoft.com/office/drawing/2015/10/21/chartex" xmlns:cx3="http://schemas.microsoft.com/office/drawing/2016/5/9/chartex" xmlns:cx4="http://schemas.microsoft.com/office/drawing/2016/5/10/chartex" xmlns:cx5="http://schemas.microsoft.com/office/drawing/2016/5/11/chartex" xmlns:cx6="http://schemas.microsoft.com/office/drawing/2016/5/12/chartex" xmlns:cx7="http://schemas.microsoft.com/office/drawing/2016/5/13/chartex" xmlns:cx8="http://schemas.microsoft.com/office/drawing/2016/5/14/chartex" xmlns:mc="http://schemas.openxmlformats.org/markup-compatibility/2006" xmlns:aink="http://schemas.microsoft.com/office/drawing/2016/ink" xmlns:am3d="http://schemas.microsoft.com/office/drawing/2017/model3d" xmlns:o="urn:schemas-microsoft-com:office:office" xmlns:oel="http://schemas.microsoft.com/office/2019/extlst" xmlns:r="http://schemas.openxmlformats.org/officeDocument/2006/relationships" xmlns:m="http://schemas.openxmlformats.org/officeDocument/2006/math" xmlns:v="urn:schemas-microsoft-com:vml" xmlns:wp14="http://schemas.microsoft.com/office/word/2010/wordprocessingDrawing" xmlns:wp="http://schemas.openxmlformats.org/drawingml/2006/wordprocessingDrawing" xmlns:w10="urn:schemas-microsoft-com:office:word" xmlns:w="http://schemas.openxmlformats.org/wordprocessingml/2006/main" xmlns:w14="http://schemas.microsoft.com/office/word/2010/wordml" xmlns:w15="http://schemas.microsoft.com/office/word/2012/wordml" xmlns:w16cex="http://schemas.microsoft.com/office/word/2018/wordml/cex" xmlns:w16cid="http://schemas.microsoft.com/office/word/2016/wordml/cid" xmlns:w16="http://schemas.microsoft.com/office/word/2018/wordml" xmlns:w16du="http://schemas.microsoft.com/office/word/2023/wordml/word16du" xmlns:w16sdtdh="http://schemas.microsoft.com/office/word/2020/wordml/sdtdatahash" xmlns:w16sdtfl="http://schemas.microsoft.com/office/word/2024/wordml/sdtformatlock" xmlns:w16se="http://schemas.microsoft.com/office/word/2015/wordml/symex" xmlns:wpg="http://schemas.microsoft.com/office/word/2010/wordprocessingGroup" xmlns:wpi="http://schemas.microsoft.com/office/word/2010/wordprocessingInk" xmlns:wne="http://schemas.microsoft.com/office/word/2006/wordml" xmlns:wps="http://schemas.microsoft.com/office/word/2010/wordprocessingShape" mc:Ignorable="w14 w15 w16se w16cid w16 w16cex w16sdtdh w16sdtfl w16du wp14">
+  <w:p>
+    <w:pPr>
+      <w:pStyle w:val="Footer"/>
+    </w:pPr>
+  </w:p>
+</w:ftr>
+</file>
+
+<file path=word/footnotes.xml><?xml version="1.0" encoding="utf-8"?>
+<w:footnotes xmlns:wpc="http://schemas.microsoft.com/office/word/2010/wordprocessingCanvas" xmlns:cx="http://schemas.microsoft.com/office/drawing/2014/chartex" xmlns:cx1="http://schemas.microsoft.com/office/drawing/2015/9/8/chartex" xmlns:cx2="http://schemas.microsoft.com/office/drawing/2015/10/21/chartex" xmlns:cx3="http://schemas.microsoft.com/office/drawing/2016/5/9/chartex" xmlns:cx4="http://schemas.microsoft.com/office/drawing/2016/5/10/chartex" xmlns:cx5="http://schemas.microsoft.com/office/drawing/2016/5/11/chartex" xmlns:cx6="http://schemas.microsoft.com/office/drawing/2016/5/12/chartex" xmlns:cx7="http://schemas.microsoft.com/office/drawing/2016/5/13/chartex" xmlns:cx8="http://schemas.microsoft.com/office/drawing/2016/5/14/chartex" xmlns:mc="http://schemas.openxmlformats.org/markup-compatibility/2006" xmlns:aink="http://schemas.microsoft.com/office/drawing/2016/ink" xmlns:am3d="http://schemas.microsoft.com/office/drawing/2017/model3d" xmlns:o="urn:schemas-microsoft-com:office:office" xmlns:oel="http://schemas.microsoft.com/office/2019/extlst" xmlns:r="http://schemas.openxmlformats.org/officeDocument/2006/relationships" xmlns:m="http://schemas.openxmlformats.org/officeDocument/2006/math" xmlns:v="urn:schemas-microsoft-com:vml" xmlns:wp14="http://schemas.microsoft.com/office/word/2010/wordprocessingDrawing" xmlns:wp="http://schemas.openxmlformats.org/drawingml/2006/wordprocessingDrawing" xmlns:w10="urn:schemas-microsoft-com:office:word" xmlns:w="http://schemas.openxmlformats.org/wordprocessingml/2006/main" xmlns:w14="http://schemas.microsoft.com/office/word/2010/wordml" xmlns:w15="http://schemas.microsoft.com/office/word/2012/wordml" xmlns:w16cex="http://schemas.microsoft.com/office/word/2018/wordml/cex" xmlns:w16cid="http://schemas.microsoft.com/office/word/2016/wordml/cid" xmlns:w16="http://schemas.microsoft.com/office/word/2018/wordml" xmlns:w16du="http://schemas.microsoft.com/office/word/2023/wordml/word16du" xmlns:w16sdtdh="http://schemas.microsoft.com/office/word/2020/wordml/sdtdatahash" xmlns:w16sdtfl="http://schemas.microsoft.com/office/word/2024/wordml/sdtformatlock" xmlns:w16se="http://schemas.microsoft.com/office/word/2015/wordml/symex" xmlns:wpg="http://schemas.microsoft.com/office/word/2010/wordprocessingGroup" xmlns:wpi="http://schemas.microsoft.com/office/word/2010/wordprocessingInk" xmlns:wne="http://schemas.microsoft.com/office/word/2006/wordml" xmlns:wps="http://schemas.microsoft.com/office/word/2010/wordprocessingShape" mc:Ignorable="w14 w15 w16se w16cid w16 w16cex w16sdtdh w16sdtfl w16du wp14">
+  <w:footnote w:type="separator" w:id="-1">
+    <w:p>
+      <w:pPr>
+        <w:spacing w:after="0" w:line="240" w:lineRule="auto"/>
+      </w:pPr>
+      <w:r>
+        <w:separator/>
+      </w:r>
+    </w:p>
+  </w:footnote>
+  <w:footnote w:type="continuationSeparator" w:id="0">
+    <w:p>
+      <w:pPr>
+        <w:spacing w:after="0" w:line="240" w:lineRule="auto"/>
+      </w:pPr>
+      <w:r>
+        <w:continuationSeparator/>
+      </w:r>
+    </w:p>
+  </w:footnote>
+</w:footnotes>
+</file>
+
+<file path=word/header1.xml><?xml version="1.0" encoding="utf-8"?>
+<w:hdr xmlns:wpc="http://schemas.microsoft.com/office/word/2010/wordprocessingCanvas" xmlns:cx="http://schemas.microsoft.com/office/drawing/2014/chartex" xmlns:cx1="http://schemas.microsoft.com/office/drawing/2015/9/8/chartex" xmlns:cx2="http://schemas.microsoft.com/office/drawing/2015/10/21/chartex" xmlns:cx3="http://schemas.microsoft.com/office/drawing/2016/5/9/chartex" xmlns:cx4="http://schemas.microsoft.com/office/drawing/2016/5/10/chartex" xmlns:cx5="http://schemas.microsoft.com/office/drawing/2016/5/11/chartex" xmlns:cx6="http://schemas.microsoft.com/office/drawing/2016/5/12/chartex" xmlns:cx7="http://schemas.microsoft.com/office/drawing/2016/5/13/chartex" xmlns:cx8="http://schemas.microsoft.com/office/drawing/2016/5/14/chartex" xmlns:mc="http://schemas.openxmlformats.org/markup-compatibility/2006" xmlns:aink="http://schemas.microsoft.com/office/drawing/2016/ink" xmlns:am3d="http://schemas.microsoft.com/office/drawing/2017/model3d" xmlns:o="urn:schemas-microsoft-com:office:office" xmlns:oel="http://schemas.microsoft.com/office/2019/extlst" xmlns:r="http://schemas.openxmlformats.org/officeDocument/2006/relationships" xmlns:m="http://schemas.openxmlformats.org/officeDocument/2006/math" xmlns:v="urn:schemas-microsoft-com:vml" xmlns:wp14="http://schemas.microsoft.com/office/word/2010/wordprocessingDrawing" xmlns:wp="http://schemas.openxmlformats.org/drawingml/2006/wordprocessingDrawing" xmlns:w10="urn:schemas-microsoft-com:office:word" xmlns:w="http://schemas.openxmlformats.org/wordprocessingml/2006/main" xmlns:w14="http://schemas.microsoft.com/office/word/2010/wordml" xmlns:w15="http://schemas.microsoft.com/office/word/2012/wordml" xmlns:w16cex="http://schemas.microsoft.com/office/word/2018/wordml/cex" xmlns:w16cid="http://schemas.microsoft.com/office/word/2016/wordml/cid" xmlns:w16="http://schemas.microsoft.com/office/word/2018/wordml" xmlns:w16du="http://schemas.microsoft.com/office/word/2023/wordml/word16du" xmlns:w16sdtdh="http://schemas.microsoft.com/office/word/2020/wordml/sdtdatahash" xmlns:w16sdtfl="http://schemas.microsoft.com/office/word/2024/wordml/sdtformatlock" xmlns:w16se="http://schemas.microsoft.com/office/word/2015/wordml/symex" xmlns:wpg="http://schemas.microsoft.com/office/word/2010/wordprocessingGroup" xmlns:wpi="http://schemas.microsoft.com/office/word/2010/wordprocessingInk" xmlns:wne="http://schemas.microsoft.com/office/word/2006/wordml" xmlns:wps="http://schemas.microsoft.com/office/word/2010/wordprocessingShape" mc:Ignorable="w14 w15 w16se w16cid w16 w16cex w16sdtdh w16sdtfl w16du wp14">
+  <w:p>
+    <w:pPr>
+      <w:pStyle w:val="Header"/>
+    </w:pPr>
+    <w:r>
+      <w:rPr>
+        <w:noProof/>
+      </w:rPr>
+      <w:pict w14:anchorId="698FAD6D">
+        <v:shapetype id="_x0000_t136" coordsize="21600,21600" o:spt="136" adj="10800" path="m@7,l@8,m@5,21600l@6,21600e">
+          <v:formulas>
+            <v:f eqn="sum #0 0 10800"/>
+            <v:f eqn="prod #0 2 1"/>
+            <v:f eqn="sum 21600 0 @1"/>
+            <v:f eqn="sum 0 0 @2"/>
+            <v:f eqn="sum 21600 0 @3"/>
+            <v:f eqn="if @0 @3 0"/>
+            <v:f eqn="if @0 21600 @1"/>
+            <v:f eqn="if @0 0 @2"/>
+            <v:f eqn="if @0 @4 21600"/>
+            <v:f eqn="mid @5 @6"/>
+            <v:f eqn="mid @8 @5"/>
+            <v:f eqn="mid @7 @8"/>
+            <v:f eqn="mid @6 @7"/>
+            <v:f eqn="sum @6 0 @5"/>
+          </v:formulas>
+          <v:path textpathok="t" o:connecttype="custom" o:connectlocs="@9,0;@10,10800;@11,21600;@12,10800" o:connectangles="270,180,90,0"/>
+          <v:textpath on="t" fitshape="t"/>
+          <v:handles>
+            <v:h position="#0,bottomRight" xrange="6629,14971"/>
+          </v:handles>
+          <o:lock v:ext="edit" text="t" shapetype="t"/>
+        </v:shapetype>
+        <v:shape id="PowerPlusWaterMarkObject1412625501" o:spid="_x0000_s1026" type="#_x0000_t136" style="position:absolute;margin-left:0;margin-top:0;width:451.25pt;height:135.35pt;z-index:-251655168;mso-position-horizontal:center;mso-position-horizontal-relative:margin;mso-position-vertical:center;mso-position-vertical-relative:margin" o:allowincell="f" fillcolor="#161616 [334]" stroked="f">
+          <v:fill opacity=".5"/>
+          <v:textpath style="font-family:&quot;Calibri&quot;;font-size:1pt" string="2400030128"/>
+        </v:shape>
+      </w:pict>
+    </w:r>
+  </w:p>
+</w:hdr>
+</file>
+
+<file path=word/header2.xml><?xml version="1.0" encoding="utf-8"?>
+<w:hdr xmlns:wpc="http://schemas.microsoft.com/office/word/2010/wordprocessingCanvas" xmlns:cx="http://schemas.microsoft.com/office/drawing/2014/chartex" xmlns:cx1="http://schemas.microsoft.com/office/drawing/2015/9/8/chartex" xmlns:cx2="http://schemas.microsoft.com/office/drawing/2015/10/21/chartex" xmlns:cx3="http://schemas.microsoft.com/office/drawing/2016/5/9/chartex" xmlns:cx4="http://schemas.microsoft.com/office/drawing/2016/5/10/chartex" xmlns:cx5="http://schemas.microsoft.com/office/drawing/2016/5/11/chartex" xmlns:cx6="http://schemas.microsoft.com/office/drawing/2016/5/12/chartex" xmlns:cx7="http://schemas.microsoft.com/office/drawing/2016/5/13/chartex" xmlns:cx8="http://schemas.microsoft.com/office/drawing/2016/5/14/chartex" xmlns:mc="http://schemas.openxmlformats.org/markup-compatibility/2006" xmlns:aink="http://schemas.microsoft.com/office/drawing/2016/ink" xmlns:am3d="http://schemas.microsoft.com/office/drawing/2017/model3d" xmlns:o="urn:schemas-microsoft-com:office:office" xmlns:oel="http://schemas.microsoft.com/office/2019/extlst" xmlns:r="http://schemas.openxmlformats.org/officeDocument/2006/relationships" xmlns:m="http://schemas.openxmlformats.org/officeDocument/2006/math" xmlns:v="urn:schemas-microsoft-com:vml" xmlns:wp14="http://schemas.microsoft.com/office/word/2010/wordprocessingDrawing" xmlns:wp="http://schemas.openxmlformats.org/drawingml/2006/wordprocessingDrawing" xmlns:w10="urn:schemas-microsoft-com:office:word" xmlns:w="http://schemas.openxmlformats.org/wordprocessingml/2006/main" xmlns:w14="http://schemas.microsoft.com/office/word/2010/wordml" xmlns:w15="http://schemas.microsoft.com/office/word/2012/wordml" xmlns:w16cex="http://schemas.microsoft.com/office/word/2018/wordml/cex" xmlns:w16cid="http://schemas.microsoft.com/office/word/2016/wordml/cid" xmlns:w16="http://schemas.microsoft.com/office/word/2018/wordml" xmlns:w16du="http://schemas.microsoft.com/office/word/2023/wordml/word16du" xmlns:w16sdtdh="http://schemas.microsoft.com/office/word/2020/wordml/sdtdatahash" xmlns:w16sdtfl="http://schemas.microsoft.com/office/word/2024/wordml/sdtformatlock" xmlns:w16se="http://schemas.microsoft.com/office/word/2015/wordml/symex" xmlns:wpg="http://schemas.microsoft.com/office/word/2010/wordprocessingGroup" xmlns:wpi="http://schemas.microsoft.com/office/word/2010/wordprocessingInk" xmlns:wne="http://schemas.microsoft.com/office/word/2006/wordml" xmlns:wps="http://schemas.microsoft.com/office/word/2010/wordprocessingShape" mc:Ignorable="w14 w15 w16se w16cid w16 w16cex w16sdtdh w16sdtfl w16du wp14">
+  <w:p>
+    <w:pPr>
+      <w:pStyle w:val="Header"/>
+    </w:pPr>
+    <w:r>
+      <w:rPr>
+        <w:noProof/>
+      </w:rPr>
+      <w:pict w14:anchorId="5FE89CDA">
+        <v:shapetype id="_x0000_t136" coordsize="21600,21600" o:spt="136" adj="10800" path="m@7,l@8,m@5,21600l@6,21600e">
+          <v:formulas>
+            <v:f eqn="sum #0 0 10800"/>
+            <v:f eqn="prod #0 2 1"/>
+            <v:f eqn="sum 21600 0 @1"/>
+            <v:f eqn="sum 0 0 @2"/>
+            <v:f eqn="sum 21600 0 @3"/>
+            <v:f eqn="if @0 @3 0"/>
+            <v:f eqn="if @0 21600 @1"/>
+            <v:f eqn="if @0 0 @2"/>
+            <v:f eqn="if @0 @4 21600"/>
+            <v:f eqn="mid @5 @6"/>
+            <v:f eqn="mid @8 @5"/>
+            <v:f eqn="mid @7 @8"/>
+            <v:f eqn="mid @6 @7"/>
+            <v:f eqn="sum @6 0 @5"/>
+          </v:formulas>
+          <v:path textpathok="t" o:connecttype="custom" o:connectlocs="@9,0;@10,10800;@11,21600;@12,10800" o:connectangles="270,180,90,0"/>
+          <v:textpath on="t" fitshape="t"/>
+          <v:handles>
+            <v:h position="#0,bottomRight" xrange="6629,14971"/>
+          </v:handles>
+          <o:lock v:ext="edit" text="t" shapetype="t"/>
+        </v:shapetype>
+        <v:shape id="PowerPlusWaterMarkObject1412625502" o:spid="_x0000_s1027" type="#_x0000_t136" style="position:absolute;margin-left:0;margin-top:0;width:451.25pt;height:135.35pt;z-index:-251653120;mso-position-horizontal:center;mso-position-horizontal-relative:margin;mso-position-vertical:center;mso-position-vertical-relative:margin" o:allowincell="f" fillcolor="#161616 [334]" stroked="f">
+          <v:fill opacity=".5"/>
+          <v:textpath style="font-family:&quot;Calibri&quot;;font-size:1pt" string="2400030128"/>
+        </v:shape>
+      </w:pict>
+    </w:r>
+  </w:p>
+</w:hdr>
+</file>
+
+<file path=word/header3.xml><?xml version="1.0" encoding="utf-8"?>
+<w:hdr xmlns:wpc="http://schemas.microsoft.com/office/word/2010/wordprocessingCanvas" xmlns:cx="http://schemas.microsoft.com/office/drawing/2014/chartex" xmlns:cx1="http://schemas.microsoft.com/office/drawing/2015/9/8/chartex" xmlns:cx2="http://schemas.microsoft.com/office/drawing/2015/10/21/chartex" xmlns:cx3="http://schemas.microsoft.com/office/drawing/2016/5/9/chartex" xmlns:cx4="http://schemas.microsoft.com/office/drawing/2016/5/10/chartex" xmlns:cx5="http://schemas.microsoft.com/office/drawing/2016/5/11/chartex" xmlns:cx6="http://schemas.microsoft.com/office/drawing/2016/5/12/chartex" xmlns:cx7="http://schemas.microsoft.com/office/drawing/2016/5/13/chartex" xmlns:cx8="http://schemas.microsoft.com/office/drawing/2016/5/14/chartex" xmlns:mc="http://schemas.openxmlformats.org/markup-compatibility/2006" xmlns:aink="http://schemas.microsoft.com/office/drawing/2016/ink" xmlns:am3d="http://schemas.microsoft.com/office/drawing/2017/model3d" xmlns:o="urn:schemas-microsoft-com:office:office" xmlns:oel="http://schemas.microsoft.com/office/2019/extlst" xmlns:r="http://schemas.openxmlformats.org/officeDocument/2006/relationships" xmlns:m="http://schemas.openxmlformats.org/officeDocument/2006/math" xmlns:v="urn:schemas-microsoft-com:vml" xmlns:wp14="http://schemas.microsoft.com/office/word/2010/wordprocessingDrawing" xmlns:wp="http://schemas.openxmlformats.org/drawingml/2006/wordprocessingDrawing" xmlns:w10="urn:schemas-microsoft-com:office:word" xmlns:w="http://schemas.openxmlformats.org/wordprocessingml/2006/main" xmlns:w14="http://schemas.microsoft.com/office/word/2010/wordml" xmlns:w15="http://schemas.microsoft.com/office/word/2012/wordml" xmlns:w16cex="http://schemas.microsoft.com/office/word/2018/wordml/cex" xmlns:w16cid="http://schemas.microsoft.com/office/word/2016/wordml/cid" xmlns:w16="http://schemas.microsoft.com/office/word/2018/wordml" xmlns:w16du="http://schemas.microsoft.com/office/word/2023/wordml/word16du" xmlns:w16sdtdh="http://schemas.microsoft.com/office/word/2020/wordml/sdtdatahash" xmlns:w16sdtfl="http://schemas.microsoft.com/office/word/2024/wordml/sdtformatlock" xmlns:w16se="http://schemas.microsoft.com/office/word/2015/wordml/symex" xmlns:wpg="http://schemas.microsoft.com/office/word/2010/wordprocessingGroup" xmlns:wpi="http://schemas.microsoft.com/office/word/2010/wordprocessingInk" xmlns:wne="http://schemas.microsoft.com/office/word/2006/wordml" xmlns:wps="http://schemas.microsoft.com/office/word/2010/wordprocessingShape" mc:Ignorable="w14 w15 w16se w16cid w16 w16cex w16sdtdh w16sdtfl w16du wp14">
+  <w:p>
+    <w:pPr>
+      <w:pStyle w:val="Header"/>
+    </w:pPr>
+    <w:r>
+      <w:rPr>
+        <w:noProof/>
+      </w:rPr>
+      <w:pict w14:anchorId="33333F6B">
+        <v:shapetype id="_x0000_t136" coordsize="21600,21600" o:spt="136" adj="10800" path="m@7,l@8,m@5,21600l@6,21600e">
+          <v:formulas>
+            <v:f eqn="sum #0 0 10800"/>
+            <v:f eqn="prod #0 2 1"/>
+            <v:f eqn="sum 21600 0 @1"/>
+            <v:f eqn="sum 0 0 @2"/>
+            <v:f eqn="sum 21600 0 @3"/>
+            <v:f eqn="if @0 @3 0"/>
+            <v:f eqn="if @0 21600 @1"/>
+            <v:f eqn="if @0 0 @2"/>
+            <v:f eqn="if @0 @4 21600"/>
+            <v:f eqn="mid @5 @6"/>
+            <v:f eqn="mid @8 @5"/>
+            <v:f eqn="mid @7 @8"/>
+            <v:f eqn="mid @6 @7"/>
+            <v:f eqn="sum @6 0 @5"/>
+          </v:formulas>
+          <v:path textpathok="t" o:connecttype="custom" o:connectlocs="@9,0;@10,10800;@11,21600;@12,10800" o:connectangles="270,180,90,0"/>
+          <v:textpath on="t" fitshape="t"/>
+          <v:handles>
+            <v:h position="#0,bottomRight" xrange="6629,14971"/>
+          </v:handles>
+          <o:lock v:ext="edit" text="t" shapetype="t"/>
+        </v:shapetype>
+        <v:shape id="PowerPlusWaterMarkObject1412625500" o:spid="_x0000_s1025" type="#_x0000_t136" style="position:absolute;margin-left:0;margin-top:0;width:451.25pt;height:135.35pt;z-index:-251657216;mso-position-horizontal:center;mso-position-horizontal-relative:margin;mso-position-vertical:center;mso-position-vertical-relative:margin" o:allowincell="f" fillcolor="#161616 [334]" stroked="f">
+          <v:fill opacity=".5"/>
+          <v:textpath style="font-family:&quot;Calibri&quot;;font-size:1pt" string="2400030128"/>
+        </v:shape>
+      </w:pict>
+    </w:r>
+  </w:p>
+</w:hdr>
 </file>
 
 <file path=word/styles.xml><?xml version="1.0" encoding="utf-8"?>
@@ -7565,6 +7907,50 @@
       <w:spacing w:val="5"/>
     </w:rPr>
   </w:style>
+  <w:style w:type="paragraph" w:styleId="Header">
+    <w:name w:val="header"/>
+    <w:basedOn w:val="Normal"/>
+    <w:link w:val="HeaderChar"/>
+    <w:uiPriority w:val="99"/>
+    <w:unhideWhenUsed/>
+    <w:rsid w:val="00297B48"/>
+    <w:pPr>
+      <w:tabs>
+        <w:tab w:val="center" w:pos="4513"/>
+        <w:tab w:val="right" w:pos="9026"/>
+      </w:tabs>
+      <w:spacing w:after="0" w:line="240" w:lineRule="auto"/>
+    </w:pPr>
+  </w:style>
+  <w:style w:type="character" w:customStyle="1" w:styleId="HeaderChar">
+    <w:name w:val="Header Char"/>
+    <w:basedOn w:val="DefaultParagraphFont"/>
+    <w:link w:val="Header"/>
+    <w:uiPriority w:val="99"/>
+    <w:rsid w:val="00297B48"/>
+  </w:style>
+  <w:style w:type="paragraph" w:styleId="Footer">
+    <w:name w:val="footer"/>
+    <w:basedOn w:val="Normal"/>
+    <w:link w:val="FooterChar"/>
+    <w:uiPriority w:val="99"/>
+    <w:unhideWhenUsed/>
+    <w:rsid w:val="00297B48"/>
+    <w:pPr>
+      <w:tabs>
+        <w:tab w:val="center" w:pos="4513"/>
+        <w:tab w:val="right" w:pos="9026"/>
+      </w:tabs>
+      <w:spacing w:after="0" w:line="240" w:lineRule="auto"/>
+    </w:pPr>
+  </w:style>
+  <w:style w:type="character" w:customStyle="1" w:styleId="FooterChar">
+    <w:name w:val="Footer Char"/>
+    <w:basedOn w:val="DefaultParagraphFont"/>
+    <w:link w:val="Footer"/>
+    <w:uiPriority w:val="99"/>
+    <w:rsid w:val="00297B48"/>
+  </w:style>
 </w:styles>
 </file>
 
